--- a/TJU模板/TJU毕业论文模板/2026届毕设工作安排通知附件/附件3.天津大学本科生毕业设计（论文）撰写规范及模板（2026届）/天津大学本科生毕业设计（论文）附件模板-装订一册/5天津大学本科生毕业设计（论文）过程指导记录表.docx
+++ b/TJU模板/TJU毕业论文模板/2026届毕设工作安排通知附件/附件3.天津大学本科生毕业设计（论文）撰写规范及模板（2026届）/天津大学本科生毕业设计（论文）附件模板-装订一册/5天津大学本科生毕业设计（论文）过程指导记录表.docx
@@ -180,10 +180,21 @@
           <w:p>
             <w:pPr>
               <w:rPr>
-                <w:sz w:val="24"/>
-                <w:szCs w:val="24"/>
-              </w:rPr>
-            </w:pPr>
+                <w:rFonts w:hint="default" w:eastAsia="宋体"/>
+                <w:sz w:val="24"/>
+                <w:szCs w:val="24"/>
+                <w:lang w:val="en-US" w:eastAsia="zh-CN"/>
+              </w:rPr>
+            </w:pPr>
+            <w:r>
+              <w:rPr>
+                <w:rFonts w:hint="eastAsia"/>
+                <w:sz w:val="24"/>
+                <w:szCs w:val="24"/>
+                <w:lang w:val="en-US" w:eastAsia="zh-CN"/>
+              </w:rPr>
+              <w:t>智能与计算学部</w:t>
+            </w:r>
           </w:p>
         </w:tc>
         <w:tc>
@@ -218,10 +229,21 @@
           <w:p>
             <w:pPr>
               <w:rPr>
-                <w:sz w:val="24"/>
-                <w:szCs w:val="24"/>
-              </w:rPr>
-            </w:pPr>
+                <w:rFonts w:hint="eastAsia" w:eastAsia="宋体"/>
+                <w:sz w:val="24"/>
+                <w:szCs w:val="24"/>
+                <w:lang w:val="en-US" w:eastAsia="zh-CN"/>
+              </w:rPr>
+            </w:pPr>
+            <w:r>
+              <w:rPr>
+                <w:rFonts w:hint="eastAsia"/>
+                <w:sz w:val="24"/>
+                <w:szCs w:val="24"/>
+                <w:lang w:val="en-US" w:eastAsia="zh-CN"/>
+              </w:rPr>
+              <w:t>软件工程</w:t>
+            </w:r>
           </w:p>
         </w:tc>
         <w:tc>
@@ -256,10 +278,21 @@
           <w:p>
             <w:pPr>
               <w:rPr>
-                <w:sz w:val="24"/>
-                <w:szCs w:val="24"/>
-              </w:rPr>
-            </w:pPr>
+                <w:rFonts w:hint="default" w:eastAsia="宋体"/>
+                <w:sz w:val="24"/>
+                <w:szCs w:val="24"/>
+                <w:lang w:val="en-US" w:eastAsia="zh-CN"/>
+              </w:rPr>
+            </w:pPr>
+            <w:r>
+              <w:rPr>
+                <w:rFonts w:hint="eastAsia"/>
+                <w:sz w:val="24"/>
+                <w:szCs w:val="24"/>
+                <w:lang w:val="en-US" w:eastAsia="zh-CN"/>
+              </w:rPr>
+              <w:t>杨宇鑫</w:t>
+            </w:r>
           </w:p>
         </w:tc>
         <w:tc>
@@ -294,10 +327,21 @@
           <w:p>
             <w:pPr>
               <w:rPr>
-                <w:sz w:val="24"/>
-                <w:szCs w:val="24"/>
-              </w:rPr>
-            </w:pPr>
+                <w:rFonts w:hint="default" w:eastAsia="宋体"/>
+                <w:sz w:val="24"/>
+                <w:szCs w:val="24"/>
+                <w:lang w:val="en-US" w:eastAsia="zh-CN"/>
+              </w:rPr>
+            </w:pPr>
+            <w:r>
+              <w:rPr>
+                <w:rFonts w:hint="eastAsia"/>
+                <w:sz w:val="24"/>
+                <w:szCs w:val="24"/>
+                <w:lang w:val="en-US" w:eastAsia="zh-CN"/>
+              </w:rPr>
+              <w:t>3022207128</w:t>
+            </w:r>
           </w:p>
         </w:tc>
       </w:tr>
@@ -359,6 +403,14 @@
                 <w:szCs w:val="24"/>
               </w:rPr>
             </w:pPr>
+            <w:r>
+              <w:rPr>
+                <w:rFonts w:hint="eastAsia"/>
+                <w:sz w:val="24"/>
+                <w:szCs w:val="24"/>
+              </w:rPr>
+              <w:t>处理器微架构侧信道漏洞安全测试技术研究</w:t>
+            </w:r>
           </w:p>
         </w:tc>
         <w:tc>
@@ -400,6 +452,14 @@
                 <w:szCs w:val="24"/>
               </w:rPr>
             </w:pPr>
+            <w:r>
+              <w:rPr>
+                <w:rFonts w:hint="eastAsia"/>
+                <w:sz w:val="24"/>
+                <w:szCs w:val="24"/>
+              </w:rPr>
+              <w:t>鲁赵骏</w:t>
+            </w:r>
           </w:p>
         </w:tc>
       </w:tr>
@@ -552,7 +612,7 @@
           </w:tblCellMar>
         </w:tblPrEx>
         <w:trPr>
-          <w:trHeight w:val="340" w:hRule="atLeast"/>
+          <w:trHeight w:val="1230" w:hRule="atLeast"/>
         </w:trPr>
         <w:tc>
           <w:tcPr>
@@ -597,6 +657,8 @@
                 <w:lang w:eastAsia="zh-CN"/>
               </w:rPr>
             </w:pPr>
+            <w:bookmarkStart w:id="0" w:name="_GoBack"/>
+            <w:bookmarkEnd w:id="0"/>
           </w:p>
         </w:tc>
         <w:tc>
@@ -2012,10 +2074,7 @@
         <w:t>指导教师签字：</w:t>
       </w:r>
     </w:p>
-    <w:p>
-      <w:bookmarkStart w:id="0" w:name="_GoBack"/>
-      <w:bookmarkEnd w:id="0"/>
-    </w:p>
+    <w:p/>
     <w:sectPr>
       <w:pgSz w:w="16838" w:h="11906" w:orient="landscape"/>
       <w:pgMar w:top="1800" w:right="1440" w:bottom="1800" w:left="1440" w:header="851" w:footer="992" w:gutter="0"/>
@@ -2595,20 +2654,4 @@
   </a:themeElements>
   <a:objectDefaults/>
 </a:theme>
-</file>
-
-<file path=customXml/item1.xml><?xml version="1.0" encoding="utf-8"?>
-<s:customData xmlns="http://www.wps.cn/officeDocument/2013/wpsCustomData" xmlns:s="http://www.wps.cn/officeDocument/2013/wpsCustomData">
-  <customSectProps>
-    <customSectPr/>
-  </customSectProps>
-</s:customData>
-</file>
-
-<file path=customXml/itemProps1.xml><?xml version="1.0" encoding="utf-8"?>
-<ds:datastoreItem xmlns:ds="http://schemas.openxmlformats.org/officeDocument/2006/customXml" ds:itemID="{B1977F7D-205B-4081-913C-38D41E755F92}">
-  <ds:schemaRefs>
-    <ds:schemaRef ds:uri="http://www.wps.cn/officeDocument/2013/wpsCustomData"/>
-  </ds:schemaRefs>
-</ds:datastoreItem>
 </file>